--- a/data/user_certs_template.docx
+++ b/data/user_certs_template.docx
@@ -27,9 +27,9 @@
           </w14:textFill>
         </w:rPr>
       </w:pPr>
-      <w:bookmarkStart w:id="0" w:name="_Toc26606"/>
+      <w:bookmarkStart w:id="0" w:name="_Toc20609"/>
       <w:bookmarkStart w:id="1" w:name="_Toc32382"/>
-      <w:bookmarkStart w:id="2" w:name="_Toc20609"/>
+      <w:bookmarkStart w:id="2" w:name="_Toc26606"/>
       <w:r>
         <w:rPr>
           <w:rFonts w:hint="eastAsia" w:ascii="仿宋" w:hAnsi="仿宋" w:eastAsia="仿宋" w:cs="仿宋"/>
@@ -69,13 +69,13 @@
           <w:lang w:eastAsia="zh-CN"/>
         </w:rPr>
       </w:pPr>
-      <w:bookmarkStart w:id="3" w:name="_Toc114786879"/>
+      <w:bookmarkStart w:id="3" w:name="_Toc114785011"/>
       <w:bookmarkStart w:id="4" w:name="_Toc114786760"/>
       <w:bookmarkStart w:id="5" w:name="_Toc91452253"/>
       <w:bookmarkStart w:id="6" w:name="_Toc24112"/>
-      <w:bookmarkStart w:id="7" w:name="_Toc12036"/>
+      <w:bookmarkStart w:id="7" w:name="_Toc114786879"/>
       <w:bookmarkStart w:id="8" w:name="_Toc23598"/>
-      <w:bookmarkStart w:id="9" w:name="_Toc114785011"/>
+      <w:bookmarkStart w:id="9" w:name="_Toc12036"/>
       <w:r>
         <w:rPr>
           <w:rFonts w:hint="eastAsia" w:ascii="仿宋_GB2312" w:eastAsia="仿宋_GB2312"/>
@@ -112,14 +112,14 @@
         </w:rPr>
       </w:pPr>
       <w:bookmarkStart w:id="10" w:name="_Toc114785012"/>
-      <w:bookmarkStart w:id="11" w:name="_Toc91452254"/>
-      <w:bookmarkStart w:id="12" w:name="_Toc87362219"/>
+      <w:bookmarkStart w:id="11" w:name="_Toc87362219"/>
+      <w:bookmarkStart w:id="12" w:name="_Toc91452254"/>
       <w:bookmarkStart w:id="13" w:name="_Toc114786880"/>
-      <w:bookmarkStart w:id="14" w:name="_Toc58931932"/>
+      <w:bookmarkStart w:id="14" w:name="_Toc7793"/>
       <w:bookmarkStart w:id="15" w:name="_Toc114786761"/>
-      <w:bookmarkStart w:id="16" w:name="_Toc7254"/>
+      <w:bookmarkStart w:id="16" w:name="_Toc58931932"/>
       <w:bookmarkStart w:id="17" w:name="_Toc31775"/>
-      <w:bookmarkStart w:id="18" w:name="_Toc7793"/>
+      <w:bookmarkStart w:id="18" w:name="_Toc7254"/>
       <w:r>
         <w:rPr>
           <w:rFonts w:hint="eastAsia" w:ascii="仿宋_GB2312" w:hAnsi="Times New Roman" w:eastAsia="仿宋_GB2312" w:cs="Times New Roman"/>
@@ -214,7 +214,6 @@
           <w:lang w:val="en-US" w:eastAsia="zh-CN"/>
         </w:rPr>
       </w:pPr>
-      <w:bookmarkStart w:id="19" w:name="_GoBack"/>
       <w:r>
         <w:rPr>
           <w:rFonts w:hint="eastAsia" w:ascii="仿宋_GB2312" w:eastAsia="仿宋_GB2312"/>
@@ -225,10 +224,23 @@
           <w:szCs w:val="28"/>
           <w:lang w:val="en-US" w:eastAsia="zh-CN"/>
         </w:rPr>
-        <w:t xml:space="preserve">{{user.人名}} </w:t>
+        <w:t>{{user.姓名</w:t>
+      </w:r>
+      <w:bookmarkStart w:id="19" w:name="_GoBack"/>
+      <w:bookmarkEnd w:id="19"/>
+      <w:r>
+        <w:rPr>
+          <w:rFonts w:hint="eastAsia" w:ascii="仿宋_GB2312" w:eastAsia="仿宋_GB2312"/>
+          <w:i w:val="0"/>
+          <w:iCs w:val="0"/>
+          <w:kern w:val="2"/>
+          <w:sz w:val="28"/>
+          <w:szCs w:val="28"/>
+          <w:lang w:val="en-US" w:eastAsia="zh-CN"/>
+        </w:rPr>
+        <w:t xml:space="preserve">}} </w:t>
       </w:r>
     </w:p>
-    <w:bookmarkEnd w:id="19"/>
     <w:p>
       <w:pPr>
         <w:ind w:firstLine="720" w:firstLineChars="300"/>
